--- a/docs/plantillas/informe_abandono.docx
+++ b/docs/plantillas/informe_abandono.docx
@@ -1578,9 +1578,8 @@
           <w:bCs/>
           <w:sz w:val="22"/>
           <w:szCs w:val="22"/>
-          <w:highlight w:val="yellow"/>
-        </w:rPr>
-        <w:t>DDMMMAAAA</w:t>
+        </w:rPr>
+        <w:t>#fechaEmisionCartaI#</w:t>
       </w:r>
       <w:r>
         <w:rPr>
@@ -1592,35 +1591,19 @@
       </w:r>
       <w:r>
         <w:rPr>
-          <w:bCs/>
-          <w:sz w:val="22"/>
-          <w:szCs w:val="22"/>
-        </w:rPr>
-        <w:t>XXXXX</w:t>
-      </w:r>
-      <w:r>
-        <w:rPr>
-          <w:bCs/>
-          <w:sz w:val="22"/>
-          <w:szCs w:val="22"/>
-        </w:rPr>
-        <w:t>-</w:t>
-      </w:r>
-      <w:r>
-        <w:rPr>
-          <w:bCs/>
-          <w:sz w:val="22"/>
-          <w:szCs w:val="22"/>
-        </w:rPr>
-        <w:t>XXXX</w:t>
-      </w:r>
-      <w:r>
-        <w:rPr>
-          <w:bCs/>
-          <w:sz w:val="22"/>
-          <w:szCs w:val="22"/>
-        </w:rPr>
-        <w:t>/DRC/SDRERC, mediante el cu</w:t>
+          <w:b/>
+          <w:sz w:val="22"/>
+          <w:szCs w:val="22"/>
+        </w:rPr>
+        <w:t>#nroCartaI#</w:t>
+      </w:r>
+      <w:r>
+        <w:rPr>
+          <w:bCs/>
+          <w:sz w:val="22"/>
+          <w:szCs w:val="22"/>
+        </w:rPr>
+        <w:t>, mediante el cu</w:t>
       </w:r>
       <w:r>
         <w:rPr>
@@ -1741,9 +1724,8 @@
           <w:bCs/>
           <w:sz w:val="22"/>
           <w:szCs w:val="22"/>
-          <w:highlight w:val="yellow"/>
-        </w:rPr>
-        <w:t>DDMMMAAAA</w:t>
+        </w:rPr>
+        <w:t>#fechaAcuseCartaI#</w:t>
       </w:r>
       <w:r>
         <w:rPr>
@@ -4673,6 +4655,7 @@
   <w:style w:type="character" w:default="1" w:styleId="Fuentedeprrafopredeter">
     <w:name w:val="Default Paragraph Font"/>
     <w:uiPriority w:val="1"/>
+    <w:semiHidden/>
     <w:unhideWhenUsed/>
   </w:style>
   <w:style w:type="table" w:default="1" w:styleId="Tablanormal">
